--- a/Module-2/Module Assignment 2.docx
+++ b/Module-2/Module Assignment 2.docx
@@ -22,14 +22,12 @@
         <w:jc w:val="center"/>
       </w:pPr>
       <w:hyperlink r:id="rId7" w:history="1">
-        <w:proofErr w:type="spellStart"/>
         <w:r>
           <w:rPr>
             <w:rStyle w:val="Hyperlink"/>
           </w:rPr>
-          <w:t>BlueTeams</w:t>
+          <w:t>Blue Teams</w:t>
         </w:r>
-        <w:proofErr w:type="spellEnd"/>
         <w:r>
           <w:rPr>
             <w:rStyle w:val="Hyperlink"/>
@@ -244,11 +242,6 @@
       <w:r>
         <w:t>Moving Own Kanban Assignments as completed</w:t>
       </w:r>
-    </w:p>
-    <w:p>
-      <w:pPr>
-        <w:ind w:left="360"/>
-      </w:pPr>
     </w:p>
     <w:sectPr>
       <w:headerReference w:type="even" r:id="rId8"/>
@@ -1217,6 +1210,7 @@
   <w:style w:type="character" w:default="1" w:styleId="DefaultParagraphFont">
     <w:name w:val="Default Paragraph Font"/>
     <w:uiPriority w:val="1"/>
+    <w:semiHidden/>
     <w:unhideWhenUsed/>
   </w:style>
   <w:style w:type="table" w:default="1" w:styleId="TableNormal">
@@ -1602,6 +1596,18 @@
     <w:semiHidden/>
     <w:unhideWhenUsed/>
     <w:rsid w:val="005E1F3D"/>
+  </w:style>
+  <w:style w:type="character" w:styleId="FollowedHyperlink">
+    <w:name w:val="FollowedHyperlink"/>
+    <w:basedOn w:val="DefaultParagraphFont"/>
+    <w:uiPriority w:val="99"/>
+    <w:semiHidden/>
+    <w:unhideWhenUsed/>
+    <w:rsid w:val="00F66435"/>
+    <w:rPr>
+      <w:color w:val="96607D" w:themeColor="followedHyperlink"/>
+      <w:u w:val="single"/>
+    </w:rPr>
   </w:style>
 </w:styles>
 </file>
